--- a/cases/archery-camp/published/Archery Camp - Case Study.docx
+++ b/cases/archery-camp/published/Archery Camp - Case Study.docx
@@ -964,7 +964,7 @@
       <w:r>
         <w:t xml:space="preserve">- </w:t>
       </w:r>
-      <w:hyperlink w:history="1" r:id="rIdm1wneqdv0bh_euhmv_nty">
+      <w:hyperlink w:history="1" r:id="rIdhnhbcjuksozo6hnxfe-sq">
         <w:r>
           <w:rPr>
             <w:rStyle w:val="Hyperlink"/>
@@ -983,7 +983,7 @@
       <w:r>
         <w:t xml:space="preserve">- </w:t>
       </w:r>
-      <w:hyperlink w:history="1" r:id="rIdbosuthptupeucnheef35t">
+      <w:hyperlink w:history="1" r:id="rIdnxoq82uorliocpcjwofyb">
         <w:r>
           <w:rPr>
             <w:rStyle w:val="Hyperlink"/>
@@ -1002,7 +1002,7 @@
       <w:r>
         <w:t xml:space="preserve">- </w:t>
       </w:r>
-      <w:hyperlink w:history="1" r:id="rIdu8onlsarip5azobj2dcq7">
+      <w:hyperlink w:history="1" r:id="rIdi3hzodnnw-gssfwampout">
         <w:r>
           <w:rPr>
             <w:rStyle w:val="Hyperlink"/>
@@ -1021,7 +1021,7 @@
       <w:r>
         <w:t xml:space="preserve">- </w:t>
       </w:r>
-      <w:hyperlink w:history="1" r:id="rIda97e2emfp7_egt14odwsr">
+      <w:hyperlink w:history="1" r:id="rId24xulk__clhbuykjy6m23">
         <w:r>
           <w:rPr>
             <w:rStyle w:val="Hyperlink"/>
